--- a/zht/docx/014.content.docx
+++ b/zht/docx/014.content.docx
@@ -128,19 +128,6 @@
           <w:lang w:val="zh_TW" w:bidi="zh_TW"/>
         </w:rPr>
         <w:t>bo</w:t>
-      </w:r>
-      <w:r>
-        <w:rPr>
-          <w:lang w:val="zh_TW" w:bidi="zh_TW"/>
-        </w:rPr>
-      </w:r>
-    </w:p>
-    <w:p>
-      <w:pPr/>
-      <w:r>
-        <w:rPr>
-          <w:lang w:val="zh_TW" w:bidi="zh_TW"/>
-        </w:rPr>
       </w:r>
       <w:r>
         <w:rPr>

--- a/zht/docx/014.content.docx
+++ b/zht/docx/014.content.docx
@@ -19,7 +19,7 @@
         <w:rPr>
           <w:lang w:val="zh_TW" w:bidi="zh_TW"/>
         </w:rPr>
-        <w:t>Resource: 關鍵詞 (unfoldingWord)</w:t>
+        <w:t>Resource: unfoldingWord® Translation Words</w:t>
       </w:r>
       <w:r>
         <w:rPr>
@@ -90,7 +90,7 @@
         <w:rPr>
           <w:lang w:val="zh_TW" w:bidi="zh_TW"/>
         </w:rPr>
-        <w:t>關鍵詞 (unfoldingWord)</w:t>
+        <w:t>unfoldingWord® Translation Words</w:t>
       </w:r>
     </w:p>
     <w:p>

--- a/zht/docx/014.content.docx
+++ b/zht/docx/014.content.docx
@@ -1169,7 +1169,7 @@
         <w:rPr>
           <w:lang w:val="zh_TW" w:bidi="zh_TW"/>
         </w:rPr>
-        <w:t>伯·示麥</w:t>
+        <w:t>伯大尼</w:t>
       </w:r>
       <w:r>
         <w:rPr>
@@ -1199,7 +1199,7 @@
         <w:rPr>
           <w:lang w:val="zh_TW" w:bidi="zh_TW"/>
         </w:rPr>
-        <w:t>伯·示麥是迦南一座城市的名稱，位於耶路撒冷以西約三十公里處。</w:t>
+        <w:t>伯大尼位於橄欖山東坡的山腳下，約在耶路撒冷以東兩英里。</w:t>
       </w:r>
     </w:p>
     <w:p>
@@ -1217,7 +1217,7 @@
         <w:rPr>
           <w:lang w:val="zh_TW" w:bidi="zh_TW"/>
         </w:rPr>
-        <w:t>以色列人在約書亞的領導下攻佔了伯·示麥。</w:t>
+        <w:t>伯大尼靠近耶路撒冷和耶利哥之間的道路。</w:t>
       </w:r>
     </w:p>
     <w:p>
@@ -1235,7 +1235,7 @@
         <w:rPr>
           <w:lang w:val="zh_TW" w:bidi="zh_TW"/>
         </w:rPr>
-        <w:t>伯·示麥是一座被指定為利未祭司居住的城市。</w:t>
+        <w:t>耶穌經常拜訪伯大尼，那裡是祂親密的朋友拉撒路、馬大和馬利亞居住的地方。</w:t>
       </w:r>
     </w:p>
     <w:p>
@@ -1253,7 +1253,7 @@
         <w:rPr>
           <w:lang w:val="zh_TW" w:bidi="zh_TW"/>
         </w:rPr>
-        <w:t>當非利士人將被擄的約櫃帶回耶路撒冷時，伯·示麥是他們停下來的第一個城市。</w:t>
+        <w:t>伯大尼這個地方特別因耶穌使拉撒路從死裡復活而聞名。</w:t>
       </w:r>
     </w:p>
     <w:p>
@@ -1267,7 +1267,7 @@
         <w:rPr>
           <w:lang w:val="zh_TW" w:bidi="zh_TW"/>
         </w:rPr>
-        <w:t>（翻譯相關建議：翻譯名字）</w:t>
+        <w:t>（翻譯相關建議：如何翻譯名字）</w:t>
       </w:r>
     </w:p>
     <w:p>
@@ -1287,7 +1287,7 @@
         <w:rPr>
           <w:lang w:val="zh_TW" w:bidi="zh_TW"/>
         </w:rPr>
-        <w:t>約櫃</w:t>
+        <w:t>耶利哥</w:t>
       </w:r>
       <w:r>
         <w:rPr>
@@ -1299,7 +1299,7 @@
         <w:rPr>
           <w:lang w:val="zh_TW" w:bidi="zh_TW"/>
         </w:rPr>
-        <w:t>迦南</w:t>
+        <w:t>耶路撒冷</w:t>
       </w:r>
       <w:r>
         <w:rPr>
@@ -1311,7 +1311,7 @@
         <w:rPr>
           <w:lang w:val="zh_TW" w:bidi="zh_TW"/>
         </w:rPr>
-        <w:t>耶路撒冷</w:t>
+        <w:t>拉撒路</w:t>
       </w:r>
       <w:r>
         <w:rPr>
@@ -1323,7 +1323,7 @@
         <w:rPr>
           <w:lang w:val="zh_TW" w:bidi="zh_TW"/>
         </w:rPr>
-        <w:t>約書亞</w:t>
+        <w:t>馬大</w:t>
       </w:r>
       <w:r>
         <w:rPr>
@@ -1335,7 +1335,7 @@
         <w:rPr>
           <w:lang w:val="zh_TW" w:bidi="zh_TW"/>
         </w:rPr>
-        <w:t>利未人</w:t>
+        <w:t>馬利亞（馬大的妹妹）</w:t>
       </w:r>
       <w:r>
         <w:rPr>
@@ -1347,7 +1347,7 @@
         <w:rPr>
           <w:lang w:val="zh_TW" w:bidi="zh_TW"/>
         </w:rPr>
-        <w:t>非利士人</w:t>
+        <w:t>橄欖山</w:t>
       </w:r>
       <w:r>
         <w:rPr>
@@ -1379,6 +1379,938 @@
         </w:rPr>
       </w:r>
       <w:hyperlink r:id="rId25">
+        <w:r>
+          <w:rPr>
+            <w:lang w:val="zh_TW" w:bidi="zh_TW"/>
+          </w:rPr>
+          <w:rPr>
+            <w:color w:val="0000EE"/>
+            <w:u w:val="single"/>
+          </w:rPr>
+          <w:t>約翰福音1:26–28</w:t>
+        </w:r>
+      </w:hyperlink>
+    </w:p>
+    <w:p>
+      <w:pPr>
+        <w:pStyle w:val="ListBullet"/>
+        <w:spacing w:line="240" w:lineRule="auto"/>
+        <w:ind w:left="720"/>
+      </w:pPr>
+      <w:r>
+        <w:rPr>
+          <w:lang w:val="zh_TW" w:bidi="zh_TW"/>
+        </w:rPr>
+      </w:r>
+      <w:hyperlink r:id="rId26">
+        <w:r>
+          <w:rPr>
+            <w:lang w:val="zh_TW" w:bidi="zh_TW"/>
+          </w:rPr>
+          <w:rPr>
+            <w:color w:val="0000EE"/>
+            <w:u w:val="single"/>
+          </w:rPr>
+          <w:t>路加福音24:50–51</w:t>
+        </w:r>
+      </w:hyperlink>
+    </w:p>
+    <w:p>
+      <w:pPr>
+        <w:pStyle w:val="ListBullet"/>
+        <w:spacing w:line="240" w:lineRule="auto"/>
+        <w:ind w:left="720"/>
+      </w:pPr>
+      <w:r>
+        <w:rPr>
+          <w:lang w:val="zh_TW" w:bidi="zh_TW"/>
+        </w:rPr>
+      </w:r>
+      <w:hyperlink r:id="rId27">
+        <w:r>
+          <w:rPr>
+            <w:lang w:val="zh_TW" w:bidi="zh_TW"/>
+          </w:rPr>
+          <w:rPr>
+            <w:color w:val="0000EE"/>
+            <w:u w:val="single"/>
+          </w:rPr>
+          <w:t>馬可福音11:1</w:t>
+        </w:r>
+      </w:hyperlink>
+    </w:p>
+    <w:p>
+      <w:pPr>
+        <w:pStyle w:val="ListBullet"/>
+        <w:spacing w:line="240" w:lineRule="auto"/>
+        <w:ind w:left="720"/>
+      </w:pPr>
+      <w:r>
+        <w:rPr>
+          <w:lang w:val="zh_TW" w:bidi="zh_TW"/>
+        </w:rPr>
+      </w:r>
+      <w:hyperlink r:id="rId28">
+        <w:r>
+          <w:rPr>
+            <w:lang w:val="zh_TW" w:bidi="zh_TW"/>
+          </w:rPr>
+          <w:rPr>
+            <w:color w:val="0000EE"/>
+            <w:u w:val="single"/>
+          </w:rPr>
+          <w:t>馬太福音21:15–17</w:t>
+        </w:r>
+      </w:hyperlink>
+    </w:p>
+    <w:p>
+      <w:pPr>
+        <w:pStyle w:val="Heading3"/>
+      </w:pPr>
+      <w:r>
+        <w:rPr>
+          <w:lang w:val="zh_TW" w:bidi="zh_TW"/>
+        </w:rPr>
+        <w:t>原文參照：</w:t>
+      </w:r>
+    </w:p>
+    <w:p>
+      <w:pPr>
+        <w:pStyle w:val="ListBullet"/>
+        <w:spacing w:line="240" w:lineRule="auto"/>
+        <w:ind w:left="720"/>
+      </w:pPr>
+      <w:r>
+        <w:rPr>
+          <w:lang w:val="zh_TW" w:bidi="zh_TW"/>
+        </w:rPr>
+      </w:r>
+      <w:r>
+        <w:rPr>
+          <w:lang w:val="zh_TW" w:bidi="zh_TW"/>
+        </w:rPr>
+        <w:t>史特朗號：G09630</w:t>
+      </w:r>
+      <w:r>
+        <w:rPr>
+          <w:lang w:val="zh_TW" w:bidi="zh_TW"/>
+        </w:rPr>
+      </w:r>
+      <w:r>
+        <w:rPr>
+          <w:lang w:val="zh_TW" w:bidi="zh_TW"/>
+        </w:rPr>
+      </w:r>
+    </w:p>
+    <w:p>
+      <w:pPr/>
+      <w:r>
+        <w:rPr>
+          <w:lang w:val="zh_TW" w:bidi="zh_TW"/>
+        </w:rPr>
+      </w:r>
+    </w:p>
+    <w:p>
+      <w:pPr>
+        <w:pStyle w:val="Heading2"/>
+      </w:pPr>
+      <w:r>
+        <w:rPr>
+          <w:lang w:val="zh_TW" w:bidi="zh_TW"/>
+        </w:rPr>
+        <w:t>伯利恆</w:t>
+      </w:r>
+      <w:r>
+        <w:rPr>
+          <w:lang w:val="zh_TW" w:bidi="zh_TW"/>
+        </w:rPr>
+      </w:r>
+    </w:p>
+    <w:p>
+      <w:pPr>
+        <w:pStyle w:val="Heading3"/>
+      </w:pPr>
+      <w:r>
+        <w:rPr>
+          <w:lang w:val="zh_TW" w:bidi="zh_TW"/>
+        </w:rPr>
+        <w:t>史實：</w:t>
+      </w:r>
+    </w:p>
+    <w:p>
+      <w:pPr/>
+      <w:r>
+        <w:rPr>
+          <w:lang w:val="zh_TW" w:bidi="zh_TW"/>
+        </w:rPr>
+      </w:r>
+      <w:r>
+        <w:rPr>
+          <w:lang w:val="zh_TW" w:bidi="zh_TW"/>
+        </w:rPr>
+        <w:t>伯利恆是以色列地的一個小城市，靠近耶路撒冷。它也被稱為「以法他」，這可能是它的原名。</w:t>
+      </w:r>
+    </w:p>
+    <w:p>
+      <w:pPr>
+        <w:pStyle w:val="ListBullet"/>
+        <w:spacing w:line="240" w:lineRule="auto"/>
+        <w:ind w:left="720"/>
+      </w:pPr>
+      <w:r>
+        <w:rPr>
+          <w:lang w:val="zh_TW" w:bidi="zh_TW"/>
+        </w:rPr>
+      </w:r>
+      <w:r>
+        <w:rPr>
+          <w:lang w:val="zh_TW" w:bidi="zh_TW"/>
+        </w:rPr>
+        <w:t>伯利恆被稱為「大衛之城」，因為大衛王出生在那裡。</w:t>
+      </w:r>
+    </w:p>
+    <w:p>
+      <w:pPr>
+        <w:pStyle w:val="ListBullet"/>
+        <w:spacing w:line="240" w:lineRule="auto"/>
+        <w:ind w:left="720"/>
+      </w:pPr>
+      <w:r>
+        <w:rPr>
+          <w:lang w:val="zh_TW" w:bidi="zh_TW"/>
+        </w:rPr>
+      </w:r>
+      <w:r>
+        <w:rPr>
+          <w:lang w:val="zh_TW" w:bidi="zh_TW"/>
+        </w:rPr>
+        <w:t>先知彌迦說彌賽亞將來自「伯利恆以法他」。</w:t>
+      </w:r>
+    </w:p>
+    <w:p>
+      <w:pPr>
+        <w:pStyle w:val="ListBullet"/>
+        <w:spacing w:line="240" w:lineRule="auto"/>
+        <w:ind w:left="720"/>
+      </w:pPr>
+      <w:r>
+        <w:rPr>
+          <w:lang w:val="zh_TW" w:bidi="zh_TW"/>
+        </w:rPr>
+      </w:r>
+      <w:r>
+        <w:rPr>
+          <w:lang w:val="zh_TW" w:bidi="zh_TW"/>
+        </w:rPr>
+        <w:t>耶穌多年後出生在伯利恆，應驗了這個預言，。</w:t>
+      </w:r>
+    </w:p>
+    <w:p>
+      <w:pPr>
+        <w:pStyle w:val="ListBullet"/>
+        <w:spacing w:line="240" w:lineRule="auto"/>
+        <w:ind w:left="720"/>
+      </w:pPr>
+      <w:r>
+        <w:rPr>
+          <w:lang w:val="zh_TW" w:bidi="zh_TW"/>
+        </w:rPr>
+      </w:r>
+      <w:r>
+        <w:rPr>
+          <w:lang w:val="zh_TW" w:bidi="zh_TW"/>
+        </w:rPr>
+        <w:t>「伯利恆」這個名字的意思是「有餅之家」或「食物之家」。</w:t>
+      </w:r>
+    </w:p>
+    <w:p>
+      <w:pPr/>
+      <w:r>
+        <w:rPr>
+          <w:lang w:val="zh_TW" w:bidi="zh_TW"/>
+        </w:rPr>
+      </w:r>
+      <w:r>
+        <w:rPr>
+          <w:lang w:val="zh_TW" w:bidi="zh_TW"/>
+        </w:rPr>
+        <w:t>（另見：</w:t>
+      </w:r>
+      <w:r>
+        <w:rPr>
+          <w:lang w:val="zh_TW" w:bidi="zh_TW"/>
+        </w:rPr>
+        <w:t>迦勒</w:t>
+      </w:r>
+      <w:r>
+        <w:rPr>
+          <w:lang w:val="zh_TW" w:bidi="zh_TW"/>
+        </w:rPr>
+        <w:t>、</w:t>
+      </w:r>
+      <w:r>
+        <w:rPr>
+          <w:lang w:val="zh_TW" w:bidi="zh_TW"/>
+        </w:rPr>
+        <w:t>大衛</w:t>
+      </w:r>
+      <w:r>
+        <w:rPr>
+          <w:lang w:val="zh_TW" w:bidi="zh_TW"/>
+        </w:rPr>
+        <w:t>、</w:t>
+      </w:r>
+      <w:r>
+        <w:rPr>
+          <w:lang w:val="zh_TW" w:bidi="zh_TW"/>
+        </w:rPr>
+        <w:t>彌迦</w:t>
+      </w:r>
+      <w:r>
+        <w:rPr>
+          <w:lang w:val="zh_TW" w:bidi="zh_TW"/>
+        </w:rPr>
+        <w:t>）</w:t>
+      </w:r>
+    </w:p>
+    <w:p>
+      <w:pPr>
+        <w:pStyle w:val="Heading3"/>
+      </w:pPr>
+      <w:r>
+        <w:rPr>
+          <w:lang w:val="zh_TW" w:bidi="zh_TW"/>
+        </w:rPr>
+        <w:t>參考經文：</w:t>
+      </w:r>
+    </w:p>
+    <w:p>
+      <w:pPr>
+        <w:pStyle w:val="ListBullet"/>
+        <w:spacing w:line="240" w:lineRule="auto"/>
+        <w:ind w:left="720"/>
+      </w:pPr>
+      <w:r>
+        <w:rPr>
+          <w:lang w:val="zh_TW" w:bidi="zh_TW"/>
+        </w:rPr>
+      </w:r>
+      <w:hyperlink r:id="rId29">
+        <w:r>
+          <w:rPr>
+            <w:lang w:val="zh_TW" w:bidi="zh_TW"/>
+          </w:rPr>
+          <w:rPr>
+            <w:color w:val="0000EE"/>
+            <w:u w:val="single"/>
+          </w:rPr>
+          <w:t>創世記35:16</w:t>
+        </w:r>
+      </w:hyperlink>
+    </w:p>
+    <w:p>
+      <w:pPr>
+        <w:pStyle w:val="ListBullet"/>
+        <w:spacing w:line="240" w:lineRule="auto"/>
+        <w:ind w:left="720"/>
+      </w:pPr>
+      <w:r>
+        <w:rPr>
+          <w:lang w:val="zh_TW" w:bidi="zh_TW"/>
+        </w:rPr>
+      </w:r>
+      <w:hyperlink r:id="rId30">
+        <w:r>
+          <w:rPr>
+            <w:lang w:val="zh_TW" w:bidi="zh_TW"/>
+          </w:rPr>
+          <w:rPr>
+            <w:color w:val="0000EE"/>
+            <w:u w:val="single"/>
+          </w:rPr>
+          <w:t>約翰福音7:42</w:t>
+        </w:r>
+      </w:hyperlink>
+    </w:p>
+    <w:p>
+      <w:pPr>
+        <w:pStyle w:val="ListBullet"/>
+        <w:spacing w:line="240" w:lineRule="auto"/>
+        <w:ind w:left="720"/>
+      </w:pPr>
+      <w:r>
+        <w:rPr>
+          <w:lang w:val="zh_TW" w:bidi="zh_TW"/>
+        </w:rPr>
+      </w:r>
+      <w:hyperlink r:id="rId31">
+        <w:r>
+          <w:rPr>
+            <w:lang w:val="zh_TW" w:bidi="zh_TW"/>
+          </w:rPr>
+          <w:rPr>
+            <w:color w:val="0000EE"/>
+            <w:u w:val="single"/>
+          </w:rPr>
+          <w:t>馬太福音2:6</w:t>
+        </w:r>
+      </w:hyperlink>
+    </w:p>
+    <w:p>
+      <w:pPr>
+        <w:pStyle w:val="ListBullet"/>
+        <w:spacing w:line="240" w:lineRule="auto"/>
+        <w:ind w:left="720"/>
+      </w:pPr>
+      <w:r>
+        <w:rPr>
+          <w:lang w:val="zh_TW" w:bidi="zh_TW"/>
+        </w:rPr>
+      </w:r>
+      <w:hyperlink r:id="rId32">
+        <w:r>
+          <w:rPr>
+            <w:lang w:val="zh_TW" w:bidi="zh_TW"/>
+          </w:rPr>
+          <w:rPr>
+            <w:color w:val="0000EE"/>
+            <w:u w:val="single"/>
+          </w:rPr>
+          <w:t>馬太福音2:16</w:t>
+        </w:r>
+      </w:hyperlink>
+    </w:p>
+    <w:p>
+      <w:pPr>
+        <w:pStyle w:val="ListBullet"/>
+        <w:spacing w:line="240" w:lineRule="auto"/>
+        <w:ind w:left="720"/>
+      </w:pPr>
+      <w:r>
+        <w:rPr>
+          <w:lang w:val="zh_TW" w:bidi="zh_TW"/>
+        </w:rPr>
+      </w:r>
+      <w:hyperlink r:id="rId33">
+        <w:r>
+          <w:rPr>
+            <w:lang w:val="zh_TW" w:bidi="zh_TW"/>
+          </w:rPr>
+          <w:rPr>
+            <w:color w:val="0000EE"/>
+            <w:u w:val="single"/>
+          </w:rPr>
+          <w:t>路得記1:2</w:t>
+        </w:r>
+      </w:hyperlink>
+    </w:p>
+    <w:p>
+      <w:pPr>
+        <w:pStyle w:val="ListBullet"/>
+        <w:spacing w:line="240" w:lineRule="auto"/>
+        <w:ind w:left="720"/>
+      </w:pPr>
+      <w:r>
+        <w:rPr>
+          <w:lang w:val="zh_TW" w:bidi="zh_TW"/>
+        </w:rPr>
+      </w:r>
+      <w:hyperlink r:id="rId34">
+        <w:r>
+          <w:rPr>
+            <w:lang w:val="zh_TW" w:bidi="zh_TW"/>
+          </w:rPr>
+          <w:rPr>
+            <w:color w:val="0000EE"/>
+            <w:u w:val="single"/>
+          </w:rPr>
+          <w:t>路得記1:21</w:t>
+        </w:r>
+      </w:hyperlink>
+    </w:p>
+    <w:p>
+      <w:pPr>
+        <w:pStyle w:val="Heading3"/>
+      </w:pPr>
+      <w:r>
+        <w:rPr>
+          <w:lang w:val="zh_TW" w:bidi="zh_TW"/>
+        </w:rPr>
+        <w:t>聖經開卷故事集中的例子：</w:t>
+      </w:r>
+    </w:p>
+    <w:p>
+      <w:pPr>
+        <w:pStyle w:val="ListBullet"/>
+        <w:spacing w:line="240" w:lineRule="auto"/>
+        <w:ind w:left="720"/>
+      </w:pPr>
+      <w:r>
+        <w:rPr>
+          <w:lang w:val="zh_TW" w:bidi="zh_TW"/>
+        </w:rPr>
+      </w:r>
+      <w:r>
+        <w:rPr>
+          <w:b/>
+          <w:lang w:val="zh_TW" w:bidi="zh_TW"/>
+        </w:rPr>
+        <w:t>17:2</w:t>
+      </w:r>
+      <w:r>
+        <w:rPr>
+          <w:lang w:val="zh_TW" w:bidi="zh_TW"/>
+        </w:rPr>
+        <w:t xml:space="preserve"> </w:t>
+      </w:r>
+      <w:r>
+        <w:rPr>
+          <w:lang w:val="zh_TW" w:bidi="zh_TW"/>
+        </w:rPr>
+        <w:t>大衛是</w:t>
+      </w:r>
+      <w:r>
+        <w:rPr>
+          <w:b/>
+          <w:lang w:val="zh_TW" w:bidi="zh_TW"/>
+        </w:rPr>
+        <w:t>伯利恆</w:t>
+      </w:r>
+      <w:r>
+        <w:rPr>
+          <w:lang w:val="zh_TW" w:bidi="zh_TW"/>
+        </w:rPr>
+        <w:t>城的一個牧羊人</w:t>
+      </w:r>
+      <w:r>
+        <w:rPr>
+          <w:lang w:val="zh_TW" w:bidi="zh_TW"/>
+        </w:rPr>
+        <w:t>。</w:t>
+      </w:r>
+    </w:p>
+    <w:p>
+      <w:pPr>
+        <w:pStyle w:val="ListBullet"/>
+        <w:spacing w:line="240" w:lineRule="auto"/>
+        <w:ind w:left="720"/>
+      </w:pPr>
+      <w:r>
+        <w:rPr>
+          <w:lang w:val="zh_TW" w:bidi="zh_TW"/>
+        </w:rPr>
+      </w:r>
+      <w:r>
+        <w:rPr>
+          <w:b/>
+          <w:lang w:val="zh_TW" w:bidi="zh_TW"/>
+        </w:rPr>
+        <w:t>21:9</w:t>
+      </w:r>
+      <w:r>
+        <w:rPr>
+          <w:lang w:val="zh_TW" w:bidi="zh_TW"/>
+        </w:rPr>
+        <w:t xml:space="preserve"> 先知</w:t>
+      </w:r>
+      <w:r>
+        <w:rPr>
+          <w:lang w:val="zh_TW" w:bidi="zh_TW"/>
+        </w:rPr>
+        <w:t>以賽亞預言彌賽亞將從處女而生，先知彌迦說他將出生在</w:t>
+      </w:r>
+      <w:r>
+        <w:rPr>
+          <w:b/>
+          <w:lang w:val="zh_TW" w:bidi="zh_TW"/>
+        </w:rPr>
+        <w:t>伯利恆</w:t>
+      </w:r>
+      <w:r>
+        <w:rPr>
+          <w:lang w:val="zh_TW" w:bidi="zh_TW"/>
+        </w:rPr>
+        <w:t>城</w:t>
+      </w:r>
+      <w:r>
+        <w:rPr>
+          <w:lang w:val="zh_TW" w:bidi="zh_TW"/>
+        </w:rPr>
+        <w:t>。</w:t>
+      </w:r>
+    </w:p>
+    <w:p>
+      <w:pPr>
+        <w:pStyle w:val="ListBullet"/>
+        <w:spacing w:line="240" w:lineRule="auto"/>
+        <w:ind w:left="720"/>
+      </w:pPr>
+      <w:r>
+        <w:rPr>
+          <w:lang w:val="zh_TW" w:bidi="zh_TW"/>
+        </w:rPr>
+      </w:r>
+      <w:r>
+        <w:rPr>
+          <w:b/>
+          <w:lang w:val="zh_TW" w:bidi="zh_TW"/>
+        </w:rPr>
+        <w:t>23:4</w:t>
+      </w:r>
+      <w:r>
+        <w:rPr>
+          <w:lang w:val="zh_TW" w:bidi="zh_TW"/>
+        </w:rPr>
+        <w:t xml:space="preserve"> </w:t>
+      </w:r>
+      <w:r>
+        <w:rPr>
+          <w:lang w:val="zh_TW" w:bidi="zh_TW"/>
+        </w:rPr>
+        <w:t>馬利亞和約瑟走了很長的路，才從他們居住的地方拿撒勒來到了</w:t>
+      </w:r>
+      <w:r>
+        <w:rPr>
+          <w:b/>
+          <w:lang w:val="zh_TW" w:bidi="zh_TW"/>
+        </w:rPr>
+        <w:t>伯利恆</w:t>
+      </w:r>
+      <w:r>
+        <w:rPr>
+          <w:lang w:val="zh_TW" w:bidi="zh_TW"/>
+        </w:rPr>
+        <w:t>。他們祖先大衛的家鄉在</w:t>
+      </w:r>
+      <w:r>
+        <w:rPr>
+          <w:b/>
+          <w:lang w:val="zh_TW" w:bidi="zh_TW"/>
+        </w:rPr>
+        <w:t>伯利恆</w:t>
+      </w:r>
+      <w:r>
+        <w:rPr>
+          <w:lang w:val="zh_TW" w:bidi="zh_TW"/>
+        </w:rPr>
+        <w:t>。</w:t>
+      </w:r>
+    </w:p>
+    <w:p>
+      <w:pPr>
+        <w:pStyle w:val="ListBullet"/>
+        <w:spacing w:line="240" w:lineRule="auto"/>
+        <w:ind w:left="720"/>
+      </w:pPr>
+      <w:r>
+        <w:rPr>
+          <w:lang w:val="zh_TW" w:bidi="zh_TW"/>
+        </w:rPr>
+      </w:r>
+      <w:r>
+        <w:rPr>
+          <w:b/>
+          <w:lang w:val="zh_TW" w:bidi="zh_TW"/>
+        </w:rPr>
+        <w:t>23:6</w:t>
+      </w:r>
+      <w:r>
+        <w:rPr>
+          <w:lang w:val="zh_TW" w:bidi="zh_TW"/>
+        </w:rPr>
+        <w:t xml:space="preserve"> 「</w:t>
+      </w:r>
+      <w:r>
+        <w:rPr>
+          <w:lang w:val="zh_TW" w:bidi="zh_TW"/>
+        </w:rPr>
+        <w:t>彌賽亞主已經在</w:t>
+      </w:r>
+      <w:r>
+        <w:rPr>
+          <w:b/>
+          <w:lang w:val="zh_TW" w:bidi="zh_TW"/>
+        </w:rPr>
+        <w:t>伯利恆</w:t>
+      </w:r>
+      <w:r>
+        <w:rPr>
+          <w:lang w:val="zh_TW" w:bidi="zh_TW"/>
+        </w:rPr>
+        <w:t>降生了！</w:t>
+      </w:r>
+      <w:r>
+        <w:rPr>
+          <w:lang w:val="zh_TW" w:bidi="zh_TW"/>
+        </w:rPr>
+        <w:t>」</w:t>
+      </w:r>
+    </w:p>
+    <w:p>
+      <w:pPr>
+        <w:pStyle w:val="Heading3"/>
+      </w:pPr>
+      <w:r>
+        <w:rPr>
+          <w:lang w:val="zh_TW" w:bidi="zh_TW"/>
+        </w:rPr>
+        <w:t>原文參照：</w:t>
+      </w:r>
+    </w:p>
+    <w:p>
+      <w:pPr>
+        <w:pStyle w:val="ListBullet"/>
+        <w:spacing w:line="240" w:lineRule="auto"/>
+        <w:ind w:left="720"/>
+      </w:pPr>
+      <w:r>
+        <w:rPr>
+          <w:lang w:val="zh_TW" w:bidi="zh_TW"/>
+        </w:rPr>
+      </w:r>
+      <w:r>
+        <w:rPr>
+          <w:lang w:val="zh_TW" w:bidi="zh_TW"/>
+        </w:rPr>
+        <w:t>史特朗號：H0376，H0672，H1035，G09650</w:t>
+      </w:r>
+      <w:r>
+        <w:rPr>
+          <w:lang w:val="zh_TW" w:bidi="zh_TW"/>
+        </w:rPr>
+      </w:r>
+      <w:r>
+        <w:rPr>
+          <w:lang w:val="zh_TW" w:bidi="zh_TW"/>
+        </w:rPr>
+      </w:r>
+    </w:p>
+    <w:p>
+      <w:pPr/>
+      <w:r>
+        <w:rPr>
+          <w:lang w:val="zh_TW" w:bidi="zh_TW"/>
+        </w:rPr>
+      </w:r>
+    </w:p>
+    <w:p>
+      <w:pPr>
+        <w:pStyle w:val="Heading2"/>
+      </w:pPr>
+      <w:r>
+        <w:rPr>
+          <w:lang w:val="zh_TW" w:bidi="zh_TW"/>
+        </w:rPr>
+        <w:t>伯·示麥</w:t>
+      </w:r>
+      <w:r>
+        <w:rPr>
+          <w:lang w:val="zh_TW" w:bidi="zh_TW"/>
+        </w:rPr>
+      </w:r>
+    </w:p>
+    <w:p>
+      <w:pPr>
+        <w:pStyle w:val="Heading3"/>
+      </w:pPr>
+      <w:r>
+        <w:rPr>
+          <w:lang w:val="zh_TW" w:bidi="zh_TW"/>
+        </w:rPr>
+        <w:t>史實：</w:t>
+      </w:r>
+    </w:p>
+    <w:p>
+      <w:pPr/>
+      <w:r>
+        <w:rPr>
+          <w:lang w:val="zh_TW" w:bidi="zh_TW"/>
+        </w:rPr>
+      </w:r>
+      <w:r>
+        <w:rPr>
+          <w:lang w:val="zh_TW" w:bidi="zh_TW"/>
+        </w:rPr>
+        <w:t>伯·示麥是迦南一座城市的名稱，位於耶路撒冷以西約三十公里處。</w:t>
+      </w:r>
+    </w:p>
+    <w:p>
+      <w:pPr>
+        <w:pStyle w:val="ListBullet"/>
+        <w:spacing w:line="240" w:lineRule="auto"/>
+        <w:ind w:left="720"/>
+      </w:pPr>
+      <w:r>
+        <w:rPr>
+          <w:lang w:val="zh_TW" w:bidi="zh_TW"/>
+        </w:rPr>
+      </w:r>
+      <w:r>
+        <w:rPr>
+          <w:lang w:val="zh_TW" w:bidi="zh_TW"/>
+        </w:rPr>
+        <w:t>以色列人在約書亞的領導下攻佔了伯·示麥。</w:t>
+      </w:r>
+    </w:p>
+    <w:p>
+      <w:pPr>
+        <w:pStyle w:val="ListBullet"/>
+        <w:spacing w:line="240" w:lineRule="auto"/>
+        <w:ind w:left="720"/>
+      </w:pPr>
+      <w:r>
+        <w:rPr>
+          <w:lang w:val="zh_TW" w:bidi="zh_TW"/>
+        </w:rPr>
+      </w:r>
+      <w:r>
+        <w:rPr>
+          <w:lang w:val="zh_TW" w:bidi="zh_TW"/>
+        </w:rPr>
+        <w:t>伯·示麥是一座被指定為利未祭司居住的城市。</w:t>
+      </w:r>
+    </w:p>
+    <w:p>
+      <w:pPr>
+        <w:pStyle w:val="ListBullet"/>
+        <w:spacing w:line="240" w:lineRule="auto"/>
+        <w:ind w:left="720"/>
+      </w:pPr>
+      <w:r>
+        <w:rPr>
+          <w:lang w:val="zh_TW" w:bidi="zh_TW"/>
+        </w:rPr>
+      </w:r>
+      <w:r>
+        <w:rPr>
+          <w:lang w:val="zh_TW" w:bidi="zh_TW"/>
+        </w:rPr>
+        <w:t>當非利士人將被擄的約櫃帶回耶路撒冷時，伯·示麥是他們停下來的第一個城市。</w:t>
+      </w:r>
+    </w:p>
+    <w:p>
+      <w:pPr/>
+      <w:r>
+        <w:rPr>
+          <w:lang w:val="zh_TW" w:bidi="zh_TW"/>
+        </w:rPr>
+      </w:r>
+      <w:r>
+        <w:rPr>
+          <w:lang w:val="zh_TW" w:bidi="zh_TW"/>
+        </w:rPr>
+        <w:t>（翻譯相關建議：翻譯名字）</w:t>
+      </w:r>
+    </w:p>
+    <w:p>
+      <w:pPr/>
+      <w:r>
+        <w:rPr>
+          <w:lang w:val="zh_TW" w:bidi="zh_TW"/>
+        </w:rPr>
+      </w:r>
+      <w:r>
+        <w:rPr>
+          <w:lang w:val="zh_TW" w:bidi="zh_TW"/>
+        </w:rPr>
+        <w:t>（另見：</w:t>
+      </w:r>
+      <w:r>
+        <w:rPr>
+          <w:lang w:val="zh_TW" w:bidi="zh_TW"/>
+        </w:rPr>
+        <w:t>約櫃</w:t>
+      </w:r>
+      <w:r>
+        <w:rPr>
+          <w:lang w:val="zh_TW" w:bidi="zh_TW"/>
+        </w:rPr>
+        <w:t>、</w:t>
+      </w:r>
+      <w:r>
+        <w:rPr>
+          <w:lang w:val="zh_TW" w:bidi="zh_TW"/>
+        </w:rPr>
+        <w:t>迦南</w:t>
+      </w:r>
+      <w:r>
+        <w:rPr>
+          <w:lang w:val="zh_TW" w:bidi="zh_TW"/>
+        </w:rPr>
+        <w:t>、</w:t>
+      </w:r>
+      <w:r>
+        <w:rPr>
+          <w:lang w:val="zh_TW" w:bidi="zh_TW"/>
+        </w:rPr>
+        <w:t>耶路撒冷</w:t>
+      </w:r>
+      <w:r>
+        <w:rPr>
+          <w:lang w:val="zh_TW" w:bidi="zh_TW"/>
+        </w:rPr>
+        <w:t>、</w:t>
+      </w:r>
+      <w:r>
+        <w:rPr>
+          <w:lang w:val="zh_TW" w:bidi="zh_TW"/>
+        </w:rPr>
+        <w:t>約書亞</w:t>
+      </w:r>
+      <w:r>
+        <w:rPr>
+          <w:lang w:val="zh_TW" w:bidi="zh_TW"/>
+        </w:rPr>
+        <w:t>、</w:t>
+      </w:r>
+      <w:r>
+        <w:rPr>
+          <w:lang w:val="zh_TW" w:bidi="zh_TW"/>
+        </w:rPr>
+        <w:t>利未人</w:t>
+      </w:r>
+      <w:r>
+        <w:rPr>
+          <w:lang w:val="zh_TW" w:bidi="zh_TW"/>
+        </w:rPr>
+        <w:t>、</w:t>
+      </w:r>
+      <w:r>
+        <w:rPr>
+          <w:lang w:val="zh_TW" w:bidi="zh_TW"/>
+        </w:rPr>
+        <w:t>非利士人</w:t>
+      </w:r>
+      <w:r>
+        <w:rPr>
+          <w:lang w:val="zh_TW" w:bidi="zh_TW"/>
+        </w:rPr>
+        <w:t>）</w:t>
+      </w:r>
+    </w:p>
+    <w:p>
+      <w:pPr>
+        <w:pStyle w:val="Heading3"/>
+      </w:pPr>
+      <w:r>
+        <w:rPr>
+          <w:lang w:val="zh_TW" w:bidi="zh_TW"/>
+        </w:rPr>
+        <w:t>參考經文：</w:t>
+      </w:r>
+    </w:p>
+    <w:p>
+      <w:pPr>
+        <w:pStyle w:val="ListBullet"/>
+        <w:spacing w:line="240" w:lineRule="auto"/>
+        <w:ind w:left="720"/>
+      </w:pPr>
+      <w:r>
+        <w:rPr>
+          <w:lang w:val="zh_TW" w:bidi="zh_TW"/>
+        </w:rPr>
+      </w:r>
+      <w:hyperlink r:id="rId35">
         <w:r>
           <w:rPr>
             <w:lang w:val="zh_TW" w:bidi="zh_TW"/>
@@ -1402,7 +2334,7 @@
           <w:lang w:val="zh_TW" w:bidi="zh_TW"/>
         </w:rPr>
       </w:r>
-      <w:hyperlink r:id="rId26">
+      <w:hyperlink r:id="rId36">
         <w:r>
           <w:rPr>
             <w:lang w:val="zh_TW" w:bidi="zh_TW"/>
@@ -1426,7 +2358,7 @@
           <w:lang w:val="zh_TW" w:bidi="zh_TW"/>
         </w:rPr>
       </w:r>
-      <w:hyperlink r:id="rId27">
+      <w:hyperlink r:id="rId37">
         <w:r>
           <w:rPr>
             <w:lang w:val="zh_TW" w:bidi="zh_TW"/>
@@ -1450,7 +2382,7 @@
           <w:lang w:val="zh_TW" w:bidi="zh_TW"/>
         </w:rPr>
       </w:r>
-      <w:hyperlink r:id="rId28">
+      <w:hyperlink r:id="rId38">
         <w:r>
           <w:rPr>
             <w:lang w:val="zh_TW" w:bidi="zh_TW"/>
@@ -1490,938 +2422,6 @@
           <w:lang w:val="zh_TW" w:bidi="zh_TW"/>
         </w:rPr>
         <w:t>史特朗號：H1053</w:t>
-      </w:r>
-      <w:r>
-        <w:rPr>
-          <w:lang w:val="zh_TW" w:bidi="zh_TW"/>
-        </w:rPr>
-      </w:r>
-      <w:r>
-        <w:rPr>
-          <w:lang w:val="zh_TW" w:bidi="zh_TW"/>
-        </w:rPr>
-      </w:r>
-    </w:p>
-    <w:p>
-      <w:pPr/>
-      <w:r>
-        <w:rPr>
-          <w:lang w:val="zh_TW" w:bidi="zh_TW"/>
-        </w:rPr>
-      </w:r>
-    </w:p>
-    <w:p>
-      <w:pPr>
-        <w:pStyle w:val="Heading2"/>
-      </w:pPr>
-      <w:r>
-        <w:rPr>
-          <w:lang w:val="zh_TW" w:bidi="zh_TW"/>
-        </w:rPr>
-        <w:t>伯大尼</w:t>
-      </w:r>
-      <w:r>
-        <w:rPr>
-          <w:lang w:val="zh_TW" w:bidi="zh_TW"/>
-        </w:rPr>
-      </w:r>
-    </w:p>
-    <w:p>
-      <w:pPr>
-        <w:pStyle w:val="Heading3"/>
-      </w:pPr>
-      <w:r>
-        <w:rPr>
-          <w:lang w:val="zh_TW" w:bidi="zh_TW"/>
-        </w:rPr>
-        <w:t>史實：</w:t>
-      </w:r>
-    </w:p>
-    <w:p>
-      <w:pPr/>
-      <w:r>
-        <w:rPr>
-          <w:lang w:val="zh_TW" w:bidi="zh_TW"/>
-        </w:rPr>
-      </w:r>
-      <w:r>
-        <w:rPr>
-          <w:lang w:val="zh_TW" w:bidi="zh_TW"/>
-        </w:rPr>
-        <w:t>伯大尼位於橄欖山東坡的山腳下，約在耶路撒冷以東兩英里。</w:t>
-      </w:r>
-    </w:p>
-    <w:p>
-      <w:pPr>
-        <w:pStyle w:val="ListBullet"/>
-        <w:spacing w:line="240" w:lineRule="auto"/>
-        <w:ind w:left="720"/>
-      </w:pPr>
-      <w:r>
-        <w:rPr>
-          <w:lang w:val="zh_TW" w:bidi="zh_TW"/>
-        </w:rPr>
-      </w:r>
-      <w:r>
-        <w:rPr>
-          <w:lang w:val="zh_TW" w:bidi="zh_TW"/>
-        </w:rPr>
-        <w:t>伯大尼靠近耶路撒冷和耶利哥之間的道路。</w:t>
-      </w:r>
-    </w:p>
-    <w:p>
-      <w:pPr>
-        <w:pStyle w:val="ListBullet"/>
-        <w:spacing w:line="240" w:lineRule="auto"/>
-        <w:ind w:left="720"/>
-      </w:pPr>
-      <w:r>
-        <w:rPr>
-          <w:lang w:val="zh_TW" w:bidi="zh_TW"/>
-        </w:rPr>
-      </w:r>
-      <w:r>
-        <w:rPr>
-          <w:lang w:val="zh_TW" w:bidi="zh_TW"/>
-        </w:rPr>
-        <w:t>耶穌經常拜訪伯大尼，那裡是祂親密的朋友拉撒路、馬大和馬利亞居住的地方。</w:t>
-      </w:r>
-    </w:p>
-    <w:p>
-      <w:pPr>
-        <w:pStyle w:val="ListBullet"/>
-        <w:spacing w:line="240" w:lineRule="auto"/>
-        <w:ind w:left="720"/>
-      </w:pPr>
-      <w:r>
-        <w:rPr>
-          <w:lang w:val="zh_TW" w:bidi="zh_TW"/>
-        </w:rPr>
-      </w:r>
-      <w:r>
-        <w:rPr>
-          <w:lang w:val="zh_TW" w:bidi="zh_TW"/>
-        </w:rPr>
-        <w:t>伯大尼這個地方特別因耶穌使拉撒路從死裡復活而聞名。</w:t>
-      </w:r>
-    </w:p>
-    <w:p>
-      <w:pPr/>
-      <w:r>
-        <w:rPr>
-          <w:lang w:val="zh_TW" w:bidi="zh_TW"/>
-        </w:rPr>
-      </w:r>
-      <w:r>
-        <w:rPr>
-          <w:lang w:val="zh_TW" w:bidi="zh_TW"/>
-        </w:rPr>
-        <w:t>（翻譯相關建議：如何翻譯名字）</w:t>
-      </w:r>
-    </w:p>
-    <w:p>
-      <w:pPr/>
-      <w:r>
-        <w:rPr>
-          <w:lang w:val="zh_TW" w:bidi="zh_TW"/>
-        </w:rPr>
-      </w:r>
-      <w:r>
-        <w:rPr>
-          <w:lang w:val="zh_TW" w:bidi="zh_TW"/>
-        </w:rPr>
-        <w:t>（另見：</w:t>
-      </w:r>
-      <w:r>
-        <w:rPr>
-          <w:lang w:val="zh_TW" w:bidi="zh_TW"/>
-        </w:rPr>
-        <w:t>耶利哥</w:t>
-      </w:r>
-      <w:r>
-        <w:rPr>
-          <w:lang w:val="zh_TW" w:bidi="zh_TW"/>
-        </w:rPr>
-        <w:t>、</w:t>
-      </w:r>
-      <w:r>
-        <w:rPr>
-          <w:lang w:val="zh_TW" w:bidi="zh_TW"/>
-        </w:rPr>
-        <w:t>耶路撒冷</w:t>
-      </w:r>
-      <w:r>
-        <w:rPr>
-          <w:lang w:val="zh_TW" w:bidi="zh_TW"/>
-        </w:rPr>
-        <w:t>、</w:t>
-      </w:r>
-      <w:r>
-        <w:rPr>
-          <w:lang w:val="zh_TW" w:bidi="zh_TW"/>
-        </w:rPr>
-        <w:t>拉撒路</w:t>
-      </w:r>
-      <w:r>
-        <w:rPr>
-          <w:lang w:val="zh_TW" w:bidi="zh_TW"/>
-        </w:rPr>
-        <w:t>、</w:t>
-      </w:r>
-      <w:r>
-        <w:rPr>
-          <w:lang w:val="zh_TW" w:bidi="zh_TW"/>
-        </w:rPr>
-        <w:t>馬大</w:t>
-      </w:r>
-      <w:r>
-        <w:rPr>
-          <w:lang w:val="zh_TW" w:bidi="zh_TW"/>
-        </w:rPr>
-        <w:t>、</w:t>
-      </w:r>
-      <w:r>
-        <w:rPr>
-          <w:lang w:val="zh_TW" w:bidi="zh_TW"/>
-        </w:rPr>
-        <w:t>馬利亞（馬大的妹妹）</w:t>
-      </w:r>
-      <w:r>
-        <w:rPr>
-          <w:lang w:val="zh_TW" w:bidi="zh_TW"/>
-        </w:rPr>
-        <w:t>、</w:t>
-      </w:r>
-      <w:r>
-        <w:rPr>
-          <w:lang w:val="zh_TW" w:bidi="zh_TW"/>
-        </w:rPr>
-        <w:t>橄欖山</w:t>
-      </w:r>
-      <w:r>
-        <w:rPr>
-          <w:lang w:val="zh_TW" w:bidi="zh_TW"/>
-        </w:rPr>
-        <w:t>）</w:t>
-      </w:r>
-    </w:p>
-    <w:p>
-      <w:pPr>
-        <w:pStyle w:val="Heading3"/>
-      </w:pPr>
-      <w:r>
-        <w:rPr>
-          <w:lang w:val="zh_TW" w:bidi="zh_TW"/>
-        </w:rPr>
-        <w:t>參考經文：</w:t>
-      </w:r>
-    </w:p>
-    <w:p>
-      <w:pPr>
-        <w:pStyle w:val="ListBullet"/>
-        <w:spacing w:line="240" w:lineRule="auto"/>
-        <w:ind w:left="720"/>
-      </w:pPr>
-      <w:r>
-        <w:rPr>
-          <w:lang w:val="zh_TW" w:bidi="zh_TW"/>
-        </w:rPr>
-      </w:r>
-      <w:hyperlink r:id="rId29">
-        <w:r>
-          <w:rPr>
-            <w:lang w:val="zh_TW" w:bidi="zh_TW"/>
-          </w:rPr>
-          <w:rPr>
-            <w:color w:val="0000EE"/>
-            <w:u w:val="single"/>
-          </w:rPr>
-          <w:t>約翰福音1:26–28</w:t>
-        </w:r>
-      </w:hyperlink>
-    </w:p>
-    <w:p>
-      <w:pPr>
-        <w:pStyle w:val="ListBullet"/>
-        <w:spacing w:line="240" w:lineRule="auto"/>
-        <w:ind w:left="720"/>
-      </w:pPr>
-      <w:r>
-        <w:rPr>
-          <w:lang w:val="zh_TW" w:bidi="zh_TW"/>
-        </w:rPr>
-      </w:r>
-      <w:hyperlink r:id="rId30">
-        <w:r>
-          <w:rPr>
-            <w:lang w:val="zh_TW" w:bidi="zh_TW"/>
-          </w:rPr>
-          <w:rPr>
-            <w:color w:val="0000EE"/>
-            <w:u w:val="single"/>
-          </w:rPr>
-          <w:t>路加福音24:50–51</w:t>
-        </w:r>
-      </w:hyperlink>
-    </w:p>
-    <w:p>
-      <w:pPr>
-        <w:pStyle w:val="ListBullet"/>
-        <w:spacing w:line="240" w:lineRule="auto"/>
-        <w:ind w:left="720"/>
-      </w:pPr>
-      <w:r>
-        <w:rPr>
-          <w:lang w:val="zh_TW" w:bidi="zh_TW"/>
-        </w:rPr>
-      </w:r>
-      <w:hyperlink r:id="rId31">
-        <w:r>
-          <w:rPr>
-            <w:lang w:val="zh_TW" w:bidi="zh_TW"/>
-          </w:rPr>
-          <w:rPr>
-            <w:color w:val="0000EE"/>
-            <w:u w:val="single"/>
-          </w:rPr>
-          <w:t>馬可福音11:1</w:t>
-        </w:r>
-      </w:hyperlink>
-    </w:p>
-    <w:p>
-      <w:pPr>
-        <w:pStyle w:val="ListBullet"/>
-        <w:spacing w:line="240" w:lineRule="auto"/>
-        <w:ind w:left="720"/>
-      </w:pPr>
-      <w:r>
-        <w:rPr>
-          <w:lang w:val="zh_TW" w:bidi="zh_TW"/>
-        </w:rPr>
-      </w:r>
-      <w:hyperlink r:id="rId32">
-        <w:r>
-          <w:rPr>
-            <w:lang w:val="zh_TW" w:bidi="zh_TW"/>
-          </w:rPr>
-          <w:rPr>
-            <w:color w:val="0000EE"/>
-            <w:u w:val="single"/>
-          </w:rPr>
-          <w:t>馬太福音21:15–17</w:t>
-        </w:r>
-      </w:hyperlink>
-    </w:p>
-    <w:p>
-      <w:pPr>
-        <w:pStyle w:val="Heading3"/>
-      </w:pPr>
-      <w:r>
-        <w:rPr>
-          <w:lang w:val="zh_TW" w:bidi="zh_TW"/>
-        </w:rPr>
-        <w:t>原文參照：</w:t>
-      </w:r>
-    </w:p>
-    <w:p>
-      <w:pPr>
-        <w:pStyle w:val="ListBullet"/>
-        <w:spacing w:line="240" w:lineRule="auto"/>
-        <w:ind w:left="720"/>
-      </w:pPr>
-      <w:r>
-        <w:rPr>
-          <w:lang w:val="zh_TW" w:bidi="zh_TW"/>
-        </w:rPr>
-      </w:r>
-      <w:r>
-        <w:rPr>
-          <w:lang w:val="zh_TW" w:bidi="zh_TW"/>
-        </w:rPr>
-        <w:t>史特朗號：G09630</w:t>
-      </w:r>
-      <w:r>
-        <w:rPr>
-          <w:lang w:val="zh_TW" w:bidi="zh_TW"/>
-        </w:rPr>
-      </w:r>
-      <w:r>
-        <w:rPr>
-          <w:lang w:val="zh_TW" w:bidi="zh_TW"/>
-        </w:rPr>
-      </w:r>
-    </w:p>
-    <w:p>
-      <w:pPr/>
-      <w:r>
-        <w:rPr>
-          <w:lang w:val="zh_TW" w:bidi="zh_TW"/>
-        </w:rPr>
-      </w:r>
-    </w:p>
-    <w:p>
-      <w:pPr>
-        <w:pStyle w:val="Heading2"/>
-      </w:pPr>
-      <w:r>
-        <w:rPr>
-          <w:lang w:val="zh_TW" w:bidi="zh_TW"/>
-        </w:rPr>
-        <w:t>伯利恆</w:t>
-      </w:r>
-      <w:r>
-        <w:rPr>
-          <w:lang w:val="zh_TW" w:bidi="zh_TW"/>
-        </w:rPr>
-      </w:r>
-    </w:p>
-    <w:p>
-      <w:pPr>
-        <w:pStyle w:val="Heading3"/>
-      </w:pPr>
-      <w:r>
-        <w:rPr>
-          <w:lang w:val="zh_TW" w:bidi="zh_TW"/>
-        </w:rPr>
-        <w:t>史實：</w:t>
-      </w:r>
-    </w:p>
-    <w:p>
-      <w:pPr/>
-      <w:r>
-        <w:rPr>
-          <w:lang w:val="zh_TW" w:bidi="zh_TW"/>
-        </w:rPr>
-      </w:r>
-      <w:r>
-        <w:rPr>
-          <w:lang w:val="zh_TW" w:bidi="zh_TW"/>
-        </w:rPr>
-        <w:t>伯利恆是以色列地的一個小城市，靠近耶路撒冷。它也被稱為「以法他」，這可能是它的原名。</w:t>
-      </w:r>
-    </w:p>
-    <w:p>
-      <w:pPr>
-        <w:pStyle w:val="ListBullet"/>
-        <w:spacing w:line="240" w:lineRule="auto"/>
-        <w:ind w:left="720"/>
-      </w:pPr>
-      <w:r>
-        <w:rPr>
-          <w:lang w:val="zh_TW" w:bidi="zh_TW"/>
-        </w:rPr>
-      </w:r>
-      <w:r>
-        <w:rPr>
-          <w:lang w:val="zh_TW" w:bidi="zh_TW"/>
-        </w:rPr>
-        <w:t>伯利恆被稱為「大衛之城」，因為大衛王出生在那裡。</w:t>
-      </w:r>
-    </w:p>
-    <w:p>
-      <w:pPr>
-        <w:pStyle w:val="ListBullet"/>
-        <w:spacing w:line="240" w:lineRule="auto"/>
-        <w:ind w:left="720"/>
-      </w:pPr>
-      <w:r>
-        <w:rPr>
-          <w:lang w:val="zh_TW" w:bidi="zh_TW"/>
-        </w:rPr>
-      </w:r>
-      <w:r>
-        <w:rPr>
-          <w:lang w:val="zh_TW" w:bidi="zh_TW"/>
-        </w:rPr>
-        <w:t>先知彌迦說彌賽亞將來自「伯利恆以法他」。</w:t>
-      </w:r>
-    </w:p>
-    <w:p>
-      <w:pPr>
-        <w:pStyle w:val="ListBullet"/>
-        <w:spacing w:line="240" w:lineRule="auto"/>
-        <w:ind w:left="720"/>
-      </w:pPr>
-      <w:r>
-        <w:rPr>
-          <w:lang w:val="zh_TW" w:bidi="zh_TW"/>
-        </w:rPr>
-      </w:r>
-      <w:r>
-        <w:rPr>
-          <w:lang w:val="zh_TW" w:bidi="zh_TW"/>
-        </w:rPr>
-        <w:t>耶穌多年後出生在伯利恆，應驗了這個預言，。</w:t>
-      </w:r>
-    </w:p>
-    <w:p>
-      <w:pPr>
-        <w:pStyle w:val="ListBullet"/>
-        <w:spacing w:line="240" w:lineRule="auto"/>
-        <w:ind w:left="720"/>
-      </w:pPr>
-      <w:r>
-        <w:rPr>
-          <w:lang w:val="zh_TW" w:bidi="zh_TW"/>
-        </w:rPr>
-      </w:r>
-      <w:r>
-        <w:rPr>
-          <w:lang w:val="zh_TW" w:bidi="zh_TW"/>
-        </w:rPr>
-        <w:t>「伯利恆」這個名字的意思是「有餅之家」或「食物之家」。</w:t>
-      </w:r>
-    </w:p>
-    <w:p>
-      <w:pPr/>
-      <w:r>
-        <w:rPr>
-          <w:lang w:val="zh_TW" w:bidi="zh_TW"/>
-        </w:rPr>
-      </w:r>
-      <w:r>
-        <w:rPr>
-          <w:lang w:val="zh_TW" w:bidi="zh_TW"/>
-        </w:rPr>
-        <w:t>（另見：</w:t>
-      </w:r>
-      <w:r>
-        <w:rPr>
-          <w:lang w:val="zh_TW" w:bidi="zh_TW"/>
-        </w:rPr>
-        <w:t>迦勒</w:t>
-      </w:r>
-      <w:r>
-        <w:rPr>
-          <w:lang w:val="zh_TW" w:bidi="zh_TW"/>
-        </w:rPr>
-        <w:t>、</w:t>
-      </w:r>
-      <w:r>
-        <w:rPr>
-          <w:lang w:val="zh_TW" w:bidi="zh_TW"/>
-        </w:rPr>
-        <w:t>大衛</w:t>
-      </w:r>
-      <w:r>
-        <w:rPr>
-          <w:lang w:val="zh_TW" w:bidi="zh_TW"/>
-        </w:rPr>
-        <w:t>、</w:t>
-      </w:r>
-      <w:r>
-        <w:rPr>
-          <w:lang w:val="zh_TW" w:bidi="zh_TW"/>
-        </w:rPr>
-        <w:t>彌迦</w:t>
-      </w:r>
-      <w:r>
-        <w:rPr>
-          <w:lang w:val="zh_TW" w:bidi="zh_TW"/>
-        </w:rPr>
-        <w:t>）</w:t>
-      </w:r>
-    </w:p>
-    <w:p>
-      <w:pPr>
-        <w:pStyle w:val="Heading3"/>
-      </w:pPr>
-      <w:r>
-        <w:rPr>
-          <w:lang w:val="zh_TW" w:bidi="zh_TW"/>
-        </w:rPr>
-        <w:t>參考經文：</w:t>
-      </w:r>
-    </w:p>
-    <w:p>
-      <w:pPr>
-        <w:pStyle w:val="ListBullet"/>
-        <w:spacing w:line="240" w:lineRule="auto"/>
-        <w:ind w:left="720"/>
-      </w:pPr>
-      <w:r>
-        <w:rPr>
-          <w:lang w:val="zh_TW" w:bidi="zh_TW"/>
-        </w:rPr>
-      </w:r>
-      <w:hyperlink r:id="rId33">
-        <w:r>
-          <w:rPr>
-            <w:lang w:val="zh_TW" w:bidi="zh_TW"/>
-          </w:rPr>
-          <w:rPr>
-            <w:color w:val="0000EE"/>
-            <w:u w:val="single"/>
-          </w:rPr>
-          <w:t>創世記35:16</w:t>
-        </w:r>
-      </w:hyperlink>
-    </w:p>
-    <w:p>
-      <w:pPr>
-        <w:pStyle w:val="ListBullet"/>
-        <w:spacing w:line="240" w:lineRule="auto"/>
-        <w:ind w:left="720"/>
-      </w:pPr>
-      <w:r>
-        <w:rPr>
-          <w:lang w:val="zh_TW" w:bidi="zh_TW"/>
-        </w:rPr>
-      </w:r>
-      <w:hyperlink r:id="rId34">
-        <w:r>
-          <w:rPr>
-            <w:lang w:val="zh_TW" w:bidi="zh_TW"/>
-          </w:rPr>
-          <w:rPr>
-            <w:color w:val="0000EE"/>
-            <w:u w:val="single"/>
-          </w:rPr>
-          <w:t>約翰福音7:42</w:t>
-        </w:r>
-      </w:hyperlink>
-    </w:p>
-    <w:p>
-      <w:pPr>
-        <w:pStyle w:val="ListBullet"/>
-        <w:spacing w:line="240" w:lineRule="auto"/>
-        <w:ind w:left="720"/>
-      </w:pPr>
-      <w:r>
-        <w:rPr>
-          <w:lang w:val="zh_TW" w:bidi="zh_TW"/>
-        </w:rPr>
-      </w:r>
-      <w:hyperlink r:id="rId35">
-        <w:r>
-          <w:rPr>
-            <w:lang w:val="zh_TW" w:bidi="zh_TW"/>
-          </w:rPr>
-          <w:rPr>
-            <w:color w:val="0000EE"/>
-            <w:u w:val="single"/>
-          </w:rPr>
-          <w:t>馬太福音2:6</w:t>
-        </w:r>
-      </w:hyperlink>
-    </w:p>
-    <w:p>
-      <w:pPr>
-        <w:pStyle w:val="ListBullet"/>
-        <w:spacing w:line="240" w:lineRule="auto"/>
-        <w:ind w:left="720"/>
-      </w:pPr>
-      <w:r>
-        <w:rPr>
-          <w:lang w:val="zh_TW" w:bidi="zh_TW"/>
-        </w:rPr>
-      </w:r>
-      <w:hyperlink r:id="rId36">
-        <w:r>
-          <w:rPr>
-            <w:lang w:val="zh_TW" w:bidi="zh_TW"/>
-          </w:rPr>
-          <w:rPr>
-            <w:color w:val="0000EE"/>
-            <w:u w:val="single"/>
-          </w:rPr>
-          <w:t>馬太福音2:16</w:t>
-        </w:r>
-      </w:hyperlink>
-    </w:p>
-    <w:p>
-      <w:pPr>
-        <w:pStyle w:val="ListBullet"/>
-        <w:spacing w:line="240" w:lineRule="auto"/>
-        <w:ind w:left="720"/>
-      </w:pPr>
-      <w:r>
-        <w:rPr>
-          <w:lang w:val="zh_TW" w:bidi="zh_TW"/>
-        </w:rPr>
-      </w:r>
-      <w:hyperlink r:id="rId37">
-        <w:r>
-          <w:rPr>
-            <w:lang w:val="zh_TW" w:bidi="zh_TW"/>
-          </w:rPr>
-          <w:rPr>
-            <w:color w:val="0000EE"/>
-            <w:u w:val="single"/>
-          </w:rPr>
-          <w:t>路得記1:2</w:t>
-        </w:r>
-      </w:hyperlink>
-    </w:p>
-    <w:p>
-      <w:pPr>
-        <w:pStyle w:val="ListBullet"/>
-        <w:spacing w:line="240" w:lineRule="auto"/>
-        <w:ind w:left="720"/>
-      </w:pPr>
-      <w:r>
-        <w:rPr>
-          <w:lang w:val="zh_TW" w:bidi="zh_TW"/>
-        </w:rPr>
-      </w:r>
-      <w:hyperlink r:id="rId38">
-        <w:r>
-          <w:rPr>
-            <w:lang w:val="zh_TW" w:bidi="zh_TW"/>
-          </w:rPr>
-          <w:rPr>
-            <w:color w:val="0000EE"/>
-            <w:u w:val="single"/>
-          </w:rPr>
-          <w:t>路得記1:21</w:t>
-        </w:r>
-      </w:hyperlink>
-    </w:p>
-    <w:p>
-      <w:pPr>
-        <w:pStyle w:val="Heading3"/>
-      </w:pPr>
-      <w:r>
-        <w:rPr>
-          <w:lang w:val="zh_TW" w:bidi="zh_TW"/>
-        </w:rPr>
-        <w:t>聖經開卷故事集中的例子：</w:t>
-      </w:r>
-    </w:p>
-    <w:p>
-      <w:pPr>
-        <w:pStyle w:val="ListBullet"/>
-        <w:spacing w:line="240" w:lineRule="auto"/>
-        <w:ind w:left="720"/>
-      </w:pPr>
-      <w:r>
-        <w:rPr>
-          <w:lang w:val="zh_TW" w:bidi="zh_TW"/>
-        </w:rPr>
-      </w:r>
-      <w:r>
-        <w:rPr>
-          <w:b/>
-          <w:lang w:val="zh_TW" w:bidi="zh_TW"/>
-        </w:rPr>
-        <w:t>17:2</w:t>
-      </w:r>
-      <w:r>
-        <w:rPr>
-          <w:lang w:val="zh_TW" w:bidi="zh_TW"/>
-        </w:rPr>
-        <w:t xml:space="preserve"> </w:t>
-      </w:r>
-      <w:r>
-        <w:rPr>
-          <w:lang w:val="zh_TW" w:bidi="zh_TW"/>
-        </w:rPr>
-        <w:t>大衛是</w:t>
-      </w:r>
-      <w:r>
-        <w:rPr>
-          <w:b/>
-          <w:lang w:val="zh_TW" w:bidi="zh_TW"/>
-        </w:rPr>
-        <w:t>伯利恆</w:t>
-      </w:r>
-      <w:r>
-        <w:rPr>
-          <w:lang w:val="zh_TW" w:bidi="zh_TW"/>
-        </w:rPr>
-        <w:t>城的一個牧羊人</w:t>
-      </w:r>
-      <w:r>
-        <w:rPr>
-          <w:lang w:val="zh_TW" w:bidi="zh_TW"/>
-        </w:rPr>
-        <w:t>。</w:t>
-      </w:r>
-    </w:p>
-    <w:p>
-      <w:pPr>
-        <w:pStyle w:val="ListBullet"/>
-        <w:spacing w:line="240" w:lineRule="auto"/>
-        <w:ind w:left="720"/>
-      </w:pPr>
-      <w:r>
-        <w:rPr>
-          <w:lang w:val="zh_TW" w:bidi="zh_TW"/>
-        </w:rPr>
-      </w:r>
-      <w:r>
-        <w:rPr>
-          <w:b/>
-          <w:lang w:val="zh_TW" w:bidi="zh_TW"/>
-        </w:rPr>
-        <w:t>21:9</w:t>
-      </w:r>
-      <w:r>
-        <w:rPr>
-          <w:lang w:val="zh_TW" w:bidi="zh_TW"/>
-        </w:rPr>
-        <w:t xml:space="preserve"> 先知</w:t>
-      </w:r>
-      <w:r>
-        <w:rPr>
-          <w:lang w:val="zh_TW" w:bidi="zh_TW"/>
-        </w:rPr>
-        <w:t>以賽亞預言彌賽亞將從處女而生，先知彌迦說他將出生在</w:t>
-      </w:r>
-      <w:r>
-        <w:rPr>
-          <w:b/>
-          <w:lang w:val="zh_TW" w:bidi="zh_TW"/>
-        </w:rPr>
-        <w:t>伯利恆</w:t>
-      </w:r>
-      <w:r>
-        <w:rPr>
-          <w:lang w:val="zh_TW" w:bidi="zh_TW"/>
-        </w:rPr>
-        <w:t>城</w:t>
-      </w:r>
-      <w:r>
-        <w:rPr>
-          <w:lang w:val="zh_TW" w:bidi="zh_TW"/>
-        </w:rPr>
-        <w:t>。</w:t>
-      </w:r>
-    </w:p>
-    <w:p>
-      <w:pPr>
-        <w:pStyle w:val="ListBullet"/>
-        <w:spacing w:line="240" w:lineRule="auto"/>
-        <w:ind w:left="720"/>
-      </w:pPr>
-      <w:r>
-        <w:rPr>
-          <w:lang w:val="zh_TW" w:bidi="zh_TW"/>
-        </w:rPr>
-      </w:r>
-      <w:r>
-        <w:rPr>
-          <w:b/>
-          <w:lang w:val="zh_TW" w:bidi="zh_TW"/>
-        </w:rPr>
-        <w:t>23:4</w:t>
-      </w:r>
-      <w:r>
-        <w:rPr>
-          <w:lang w:val="zh_TW" w:bidi="zh_TW"/>
-        </w:rPr>
-        <w:t xml:space="preserve"> </w:t>
-      </w:r>
-      <w:r>
-        <w:rPr>
-          <w:lang w:val="zh_TW" w:bidi="zh_TW"/>
-        </w:rPr>
-        <w:t>馬利亞和約瑟走了很長的路，才從他們居住的地方拿撒勒來到了</w:t>
-      </w:r>
-      <w:r>
-        <w:rPr>
-          <w:b/>
-          <w:lang w:val="zh_TW" w:bidi="zh_TW"/>
-        </w:rPr>
-        <w:t>伯利恆</w:t>
-      </w:r>
-      <w:r>
-        <w:rPr>
-          <w:lang w:val="zh_TW" w:bidi="zh_TW"/>
-        </w:rPr>
-        <w:t>。他們祖先大衛的家鄉在</w:t>
-      </w:r>
-      <w:r>
-        <w:rPr>
-          <w:b/>
-          <w:lang w:val="zh_TW" w:bidi="zh_TW"/>
-        </w:rPr>
-        <w:t>伯利恆</w:t>
-      </w:r>
-      <w:r>
-        <w:rPr>
-          <w:lang w:val="zh_TW" w:bidi="zh_TW"/>
-        </w:rPr>
-        <w:t>。</w:t>
-      </w:r>
-    </w:p>
-    <w:p>
-      <w:pPr>
-        <w:pStyle w:val="ListBullet"/>
-        <w:spacing w:line="240" w:lineRule="auto"/>
-        <w:ind w:left="720"/>
-      </w:pPr>
-      <w:r>
-        <w:rPr>
-          <w:lang w:val="zh_TW" w:bidi="zh_TW"/>
-        </w:rPr>
-      </w:r>
-      <w:r>
-        <w:rPr>
-          <w:b/>
-          <w:lang w:val="zh_TW" w:bidi="zh_TW"/>
-        </w:rPr>
-        <w:t>23:6</w:t>
-      </w:r>
-      <w:r>
-        <w:rPr>
-          <w:lang w:val="zh_TW" w:bidi="zh_TW"/>
-        </w:rPr>
-        <w:t xml:space="preserve"> 「</w:t>
-      </w:r>
-      <w:r>
-        <w:rPr>
-          <w:lang w:val="zh_TW" w:bidi="zh_TW"/>
-        </w:rPr>
-        <w:t>彌賽亞主已經在</w:t>
-      </w:r>
-      <w:r>
-        <w:rPr>
-          <w:b/>
-          <w:lang w:val="zh_TW" w:bidi="zh_TW"/>
-        </w:rPr>
-        <w:t>伯利恆</w:t>
-      </w:r>
-      <w:r>
-        <w:rPr>
-          <w:lang w:val="zh_TW" w:bidi="zh_TW"/>
-        </w:rPr>
-        <w:t>降生了！</w:t>
-      </w:r>
-      <w:r>
-        <w:rPr>
-          <w:lang w:val="zh_TW" w:bidi="zh_TW"/>
-        </w:rPr>
-        <w:t>」</w:t>
-      </w:r>
-    </w:p>
-    <w:p>
-      <w:pPr>
-        <w:pStyle w:val="Heading3"/>
-      </w:pPr>
-      <w:r>
-        <w:rPr>
-          <w:lang w:val="zh_TW" w:bidi="zh_TW"/>
-        </w:rPr>
-        <w:t>原文參照：</w:t>
-      </w:r>
-    </w:p>
-    <w:p>
-      <w:pPr>
-        <w:pStyle w:val="ListBullet"/>
-        <w:spacing w:line="240" w:lineRule="auto"/>
-        <w:ind w:left="720"/>
-      </w:pPr>
-      <w:r>
-        <w:rPr>
-          <w:lang w:val="zh_TW" w:bidi="zh_TW"/>
-        </w:rPr>
-      </w:r>
-      <w:r>
-        <w:rPr>
-          <w:lang w:val="zh_TW" w:bidi="zh_TW"/>
-        </w:rPr>
-        <w:t>史特朗號：H0376，H0672，H1035，G09650</w:t>
       </w:r>
       <w:r>
         <w:rPr>
